--- a/backend/wp_templates/B/B60D 向监管机构报送总体审计策略和具体审计计划的函副本.docx
+++ b/backend/wp_templates/B/B60D 向监管机构报送总体审计策略和具体审计计划的函副本.docx
@@ -11,6 +11,172 @@
         </w:rPr>
       </w:pPr>
     </w:p>
+    <w:p>
+      <w:r>
+        <w:rPr>
+          <w:color w:val="0000FF"/>
+          <w:sz w:val="21"/>
+        </w:rPr>
+        <w:t>报送存档信息（副本归档必填）</w:t>
+      </w:r>
+    </w:p>
+    <w:tbl>
+      <w:tblPr>
+        <w:tblStyle w:val="a3"/>
+        <w:tblW w:type="auto" w:w="0"/>
+        <w:tblLook w:firstColumn="1" w:firstRow="1" w:lastColumn="0" w:lastRow="0" w:noHBand="0" w:noVBand="1" w:val="04A0"/>
+      </w:tblPr>
+      <w:tblGrid>
+        <w:gridCol w:w="4153"/>
+        <w:gridCol w:w="4153"/>
+      </w:tblGrid>
+      <w:tr>
+        <w:tc>
+          <w:tcPr>
+            <w:tcW w:type="dxa" w:w="4153"/>
+          </w:tcPr>
+          <w:p>
+            <w:r>
+              <w:t>项目</w:t>
+            </w:r>
+          </w:p>
+        </w:tc>
+        <w:tc>
+          <w:tcPr>
+            <w:tcW w:type="dxa" w:w="4153"/>
+          </w:tcPr>
+          <w:p>
+            <w:r>
+              <w:t>内容</w:t>
+            </w:r>
+          </w:p>
+        </w:tc>
+      </w:tr>
+      <w:tr>
+        <w:tc>
+          <w:tcPr>
+            <w:tcW w:type="dxa" w:w="4153"/>
+          </w:tcPr>
+          <w:p>
+            <w:r>
+              <w:t>致达日期</w:t>
+            </w:r>
+          </w:p>
+        </w:tc>
+        <w:tc>
+          <w:tcPr>
+            <w:tcW w:type="dxa" w:w="4153"/>
+          </w:tcPr>
+          <w:p>
+            <w:r/>
+          </w:p>
+        </w:tc>
+      </w:tr>
+      <w:tr>
+        <w:tc>
+          <w:tcPr>
+            <w:tcW w:type="dxa" w:w="4153"/>
+          </w:tcPr>
+          <w:p>
+            <w:r>
+              <w:t>收件人（监管机构及人员）</w:t>
+            </w:r>
+          </w:p>
+        </w:tc>
+        <w:tc>
+          <w:tcPr>
+            <w:tcW w:type="dxa" w:w="4153"/>
+          </w:tcPr>
+          <w:p>
+            <w:r/>
+          </w:p>
+        </w:tc>
+      </w:tr>
+      <w:tr>
+        <w:tc>
+          <w:tcPr>
+            <w:tcW w:type="dxa" w:w="4153"/>
+          </w:tcPr>
+          <w:p>
+            <w:r>
+              <w:t>报送方式（当面/邮寄/系统）</w:t>
+            </w:r>
+          </w:p>
+        </w:tc>
+        <w:tc>
+          <w:tcPr>
+            <w:tcW w:type="dxa" w:w="4153"/>
+          </w:tcPr>
+          <w:p>
+            <w:r/>
+          </w:p>
+        </w:tc>
+      </w:tr>
+      <w:tr>
+        <w:tc>
+          <w:tcPr>
+            <w:tcW w:type="dxa" w:w="4153"/>
+          </w:tcPr>
+          <w:p>
+            <w:r>
+              <w:t>对应 B60 版本日期</w:t>
+            </w:r>
+          </w:p>
+        </w:tc>
+        <w:tc>
+          <w:tcPr>
+            <w:tcW w:type="dxa" w:w="4153"/>
+          </w:tcPr>
+          <w:p>
+            <w:r/>
+          </w:p>
+        </w:tc>
+      </w:tr>
+      <w:tr>
+        <w:tc>
+          <w:tcPr>
+            <w:tcW w:type="dxa" w:w="4153"/>
+          </w:tcPr>
+          <w:p>
+            <w:r>
+              <w:t>是否与 B60 正文一致</w:t>
+            </w:r>
+          </w:p>
+        </w:tc>
+        <w:tc>
+          <w:tcPr>
+            <w:tcW w:type="dxa" w:w="4153"/>
+          </w:tcPr>
+          <w:p>
+            <w:r>
+              <w:t>是 / 否（否须说明）</w:t>
+            </w:r>
+          </w:p>
+        </w:tc>
+      </w:tr>
+      <w:tr>
+        <w:tc>
+          <w:tcPr>
+            <w:tcW w:type="dxa" w:w="4153"/>
+          </w:tcPr>
+          <w:p>
+            <w:r>
+              <w:t>后续重大更新是否补充报送</w:t>
+            </w:r>
+          </w:p>
+        </w:tc>
+        <w:tc>
+          <w:tcPr>
+            <w:tcW w:type="dxa" w:w="4153"/>
+          </w:tcPr>
+          <w:p>
+            <w:r>
+              <w:t>是 / 否 / 不适用</w:t>
+            </w:r>
+          </w:p>
+        </w:tc>
+      </w:tr>
+    </w:tbl>
     <w:p>
       <w:pPr>
         <w:rPr>
@@ -806,6 +972,15 @@
           <w:szCs w:val="24"/>
         </w:rPr>
         <w:t>监管局：</w:t>
+      </w:r>
+    </w:p>
+    <w:p>
+      <w:r>
+        <w:rPr>
+          <w:color w:val="0000FF"/>
+          <w:sz w:val="21"/>
+        </w:rPr>
+        <w:t>【勾稽】本函为监管报送副本存档，不是集团审计策略。报送内容须与 B60 正文一致；存档注明致达日期、收件人、报送方式及对应 B60 版本日期。集团安排见 B60 第八章与 B30-2。</w:t>
       </w:r>
     </w:p>
     <w:p>
